--- a/output/books/Kir и Анфи/Глава_04_Март_2025.docx
+++ b/output/books/Kir и Анфи/Глава_04_Март_2025.docx
@@ -207,13 +207,11 @@
       </w:pPr>
       <w:r>
         <w:rPr>
-          <w:rFonts w:ascii="Times New Roman" w:hAnsi="Times New Roman" w:cs="Times New Roman" w:eastAsia="Times New Roman"/>
-          <w:b w:val="0"/>
-          <w:i w:val="0"/>
+          <w:rFonts w:ascii="Times New Roman" w:hAnsi="Times New Roman" w:eastAsia="Times New Roman"/>
           <w:color w:val="C00000"/>
           <w:sz w:val="24"/>
         </w:rPr>
-        <w:t>Да, сто процентов. Исходя из того, сколько людей я видел разных возрастов, вообще не связано. Потому что человек может быть тупым всю жизнь, а может рано уже быть разумным и адекватно какие-то вещи оценивать. Да, не связано. Просто человек может и до 80 лет практиковать дебилизм и совершенствоваться в этом.</w:t>
+        <w:t>Да, сто процентов. Исходя из-за того, сколько людей я видел разных возрастов, вообще не связано. Потому, что человек может быть тупым всю жизнь, а может рано уже быть разумным и адекватно какие-то вещи оценивать. Да, не связано. Просто человек может и до 80 лет практиковать дебилизм и совершенствоваться в этом.</w:t>
       </w:r>
     </w:p>
     <w:p>
@@ -422,52 +420,6 @@
     </w:p>
     <w:p>
       <w:pPr>
-        <w:spacing w:before="200" w:after="40"/>
-        <w:ind w:firstLine="0"/>
-      </w:pPr>
-      <w:r>
-        <w:rPr>
-          <w:rFonts w:ascii="Times New Roman" w:hAnsi="Times New Roman" w:cs="Times New Roman" w:eastAsia="Times New Roman"/>
-          <w:b/>
-          <w:i w:val="0"/>
-          <w:color w:val="C00000"/>
-          <w:sz w:val="24"/>
-        </w:rPr>
-        <w:t>Kir</w:t>
-      </w:r>
-      <w:r>
-        <w:rPr>
-          <w:rFonts w:ascii="Times New Roman" w:hAnsi="Times New Roman" w:cs="Times New Roman" w:eastAsia="Times New Roman"/>
-          <w:b w:val="0"/>
-          <w:i/>
-          <w:color w:val="6B6B6B"/>
-          <w:sz w:val="18"/>
-        </w:rPr>
-        <w:t xml:space="preserve">   ·   00:37</w:t>
-      </w:r>
-    </w:p>
-    <w:p>
-      <w:pPr>
-        <w:spacing w:after="160" w:line="276" w:lineRule="auto"/>
-        <w:ind w:firstLine="425"/>
-        <w:jc w:val="both"/>
-        <w:pBdr>
-          <w:left w:val="single" w:sz="12" w:space="8" w:color="C00000"/>
-        </w:pBdr>
-      </w:pPr>
-      <w:r>
-        <w:rPr>
-          <w:rFonts w:ascii="Times New Roman" w:hAnsi="Times New Roman" w:cs="Times New Roman" w:eastAsia="Times New Roman"/>
-          <w:b w:val="0"/>
-          <w:i w:val="0"/>
-          <w:color w:val="C00000"/>
-          <w:sz w:val="24"/>
-        </w:rPr>
-        <w:t>Поважнее сна. Но этот сон, опять же, есть: встаёшь рано — может, запас большой энергии. В принципе, потом так организм устроен, что он своё возьмёт, может, потом долго, даже годами. В принципе, вот так не спать — не спать — на определённый момент вас начнёт вырубать, он всё равно как-то компенсирует, как когда-то это всё.</w:t>
-      </w:r>
-    </w:p>
-    <w:p>
-      <w:pPr>
         <w:spacing w:before="360" w:after="160"/>
         <w:ind w:firstLine="0"/>
         <w:jc w:val="left"/>
@@ -615,59 +567,11 @@
       </w:pPr>
       <w:r>
         <w:rPr>
-          <w:rFonts w:ascii="Times New Roman" w:hAnsi="Times New Roman" w:cs="Times New Roman" w:eastAsia="Times New Roman"/>
-          <w:b w:val="0"/>
-          <w:i w:val="0"/>
+          <w:rFonts w:ascii="Times New Roman" w:hAnsi="Times New Roman" w:eastAsia="Times New Roman"/>
           <w:color w:val="1F4E79"/>
           <w:sz w:val="24"/>
         </w:rPr>
-        <w:t>Моё мнение насчёт этого такое, что для каждого человека в жизни есть свой повод гордиться. И кто-то действительно может гордиться работой, гордиться детьми, гордиться карьерой. Но если человек начинает из-за этого чувствовать себя выше других, то это уже действительно неправильно.</w:t>
-      </w:r>
-    </w:p>
-    <w:p>
-      <w:pPr>
-        <w:spacing w:before="200" w:after="40"/>
-        <w:ind w:firstLine="0"/>
-      </w:pPr>
-      <w:r>
-        <w:rPr>
-          <w:rFonts w:ascii="Times New Roman" w:hAnsi="Times New Roman" w:cs="Times New Roman" w:eastAsia="Times New Roman"/>
-          <w:b/>
-          <w:i w:val="0"/>
-          <w:color w:val="C00000"/>
-          <w:sz w:val="24"/>
-        </w:rPr>
-        <w:t>Kir</w:t>
-      </w:r>
-      <w:r>
-        <w:rPr>
-          <w:rFonts w:ascii="Times New Roman" w:hAnsi="Times New Roman" w:cs="Times New Roman" w:eastAsia="Times New Roman"/>
-          <w:b w:val="0"/>
-          <w:i/>
-          <w:color w:val="6B6B6B"/>
-          <w:sz w:val="18"/>
-        </w:rPr>
-        <w:t xml:space="preserve">   ·   19:11</w:t>
-      </w:r>
-    </w:p>
-    <w:p>
-      <w:pPr>
-        <w:spacing w:after="160" w:line="276" w:lineRule="auto"/>
-        <w:ind w:firstLine="425"/>
-        <w:jc w:val="both"/>
-        <w:pBdr>
-          <w:left w:val="single" w:sz="12" w:space="8" w:color="C00000"/>
-        </w:pBdr>
-      </w:pPr>
-      <w:r>
-        <w:rPr>
-          <w:rFonts w:ascii="Times New Roman" w:hAnsi="Times New Roman" w:cs="Times New Roman" w:eastAsia="Times New Roman"/>
-          <w:b w:val="0"/>
-          <w:i w:val="0"/>
-          <w:color w:val="C00000"/>
-          <w:sz w:val="24"/>
-        </w:rPr>
-        <w:t>Да, об этом и речь, что есть грани всего. Есть адекватная гордость, которая является просто — человек горд чем-то, но он не хвастается, он не переполнен этой гордостью, он не чувствует надменности, превосходства над другими. Он просто — нравится, он в этом живёт, но он не помешан на этом. Есть всё-таки разница между выполнением долга и помешательством. А есть люди помешанные: на детях, допустим. Они живут и дышат только детьми, больше у них никаких смыслов в жизни нет. И не забывают о том, что они выпорхнут и уйдут, и больше ты не будешь для ребёнка божеством всю жизнь. Поэтому это просто можно рассматривать как обязанность, природную, допустим. Но когда человек от этого ловит шизофрению, и он живёт и дышит этими детьми, больше ничем, — а я часто такое встречаю. Вот это синдром «я же мать» называется, когда у неё единственным смыслом жизни был сын. Всё. А это неправильно. Я не говорю, что надо его игнорировать, типа «ты иди нафиг» — нет, это тоже крайность. Ты будь просто человеком, и всё. Но не живи этим. Выполняй свой долг, будь человеком, добрым, помогай, делай всё, свои обязанности выполняй по отношению к нему. Но когда человек начинает жить этим, он потом просто морально убьёт этого своего ребёнка, просто потому, что он будет считать потом, что он ему должен по жизни. Там начинается «я в тебя вложила, я тебе всю жизнь посвятила». Это уже шизофрения. Это неправильно. Перегиб.</w:t>
+        <w:t>Моё мнение насчёт этого такое, что для каждого человека в жизни есть свой повод гордиться. И кто-то действительно может гордиться работой, гордиться детьми, гордиться карьерой. Но, если человек начинает из-за-за этого чувствовать себя выше других, то это уже действительно неправильно.</w:t>
       </w:r>
     </w:p>
     <w:p>
@@ -851,144 +755,6 @@
           <w:color w:val="6B6B6B"/>
           <w:sz w:val="18"/>
         </w:rPr>
-        <w:t xml:space="preserve">   ·   13:19</w:t>
-      </w:r>
-    </w:p>
-    <w:p>
-      <w:pPr>
-        <w:spacing w:after="160" w:line="276" w:lineRule="auto"/>
-        <w:ind w:firstLine="425"/>
-        <w:jc w:val="both"/>
-        <w:pBdr>
-          <w:left w:val="single" w:sz="12" w:space="8" w:color="C00000"/>
-        </w:pBdr>
-      </w:pPr>
-      <w:r>
-        <w:rPr>
-          <w:rFonts w:ascii="Times New Roman" w:hAnsi="Times New Roman" w:cs="Times New Roman" w:eastAsia="Times New Roman"/>
-          <w:b w:val="0"/>
-          <w:i w:val="0"/>
-          <w:color w:val="C00000"/>
-          <w:sz w:val="24"/>
-        </w:rPr>
-        <w:t>Нет, он на полном серьёзе. Он уже там картинку поменял, уже там название поменял, мне написал в личные сообщения: сохранить, говорит, софт, программы, сделал специальную ветку для программ, как куда-то сохранить это всё.</w:t>
-      </w:r>
-    </w:p>
-    <w:p>
-      <w:pPr>
-        <w:spacing w:before="200" w:after="40"/>
-        <w:ind w:firstLine="0"/>
-      </w:pPr>
-      <w:r>
-        <w:rPr>
-          <w:rFonts w:ascii="Times New Roman" w:hAnsi="Times New Roman" w:cs="Times New Roman" w:eastAsia="Times New Roman"/>
-          <w:b/>
-          <w:i w:val="0"/>
-          <w:color w:val="C00000"/>
-          <w:sz w:val="24"/>
-        </w:rPr>
-        <w:t>Kir</w:t>
-      </w:r>
-      <w:r>
-        <w:rPr>
-          <w:rFonts w:ascii="Times New Roman" w:hAnsi="Times New Roman" w:cs="Times New Roman" w:eastAsia="Times New Roman"/>
-          <w:b w:val="0"/>
-          <w:i/>
-          <w:color w:val="6B6B6B"/>
-          <w:sz w:val="18"/>
-        </w:rPr>
-        <w:t xml:space="preserve">   ·   19:43</w:t>
-      </w:r>
-    </w:p>
-    <w:p>
-      <w:pPr>
-        <w:spacing w:after="160" w:line="276" w:lineRule="auto"/>
-        <w:ind w:firstLine="425"/>
-        <w:jc w:val="both"/>
-        <w:pBdr>
-          <w:left w:val="single" w:sz="12" w:space="8" w:color="C00000"/>
-        </w:pBdr>
-      </w:pPr>
-      <w:r>
-        <w:rPr>
-          <w:rFonts w:ascii="Times New Roman" w:hAnsi="Times New Roman" w:cs="Times New Roman" w:eastAsia="Times New Roman"/>
-          <w:b w:val="0"/>
-          <w:i w:val="0"/>
-          <w:color w:val="C00000"/>
-          <w:sz w:val="24"/>
-        </w:rPr>
-        <w:t>Всё, он удалил чат.</w:t>
-      </w:r>
-    </w:p>
-    <w:p>
-      <w:pPr>
-        <w:spacing w:before="200" w:after="40"/>
-        <w:ind w:firstLine="0"/>
-      </w:pPr>
-      <w:r>
-        <w:rPr>
-          <w:rFonts w:ascii="Times New Roman" w:hAnsi="Times New Roman" w:cs="Times New Roman" w:eastAsia="Times New Roman"/>
-          <w:b/>
-          <w:i w:val="0"/>
-          <w:color w:val="1F4E79"/>
-          <w:sz w:val="24"/>
-        </w:rPr>
-        <w:t>Анфи</w:t>
-      </w:r>
-      <w:r>
-        <w:rPr>
-          <w:rFonts w:ascii="Times New Roman" w:hAnsi="Times New Roman" w:cs="Times New Roman" w:eastAsia="Times New Roman"/>
-          <w:b w:val="0"/>
-          <w:i/>
-          <w:color w:val="6B6B6B"/>
-          <w:sz w:val="18"/>
-        </w:rPr>
-        <w:t xml:space="preserve">   ·   20:15</w:t>
-      </w:r>
-    </w:p>
-    <w:p>
-      <w:pPr>
-        <w:spacing w:after="160" w:line="276" w:lineRule="auto"/>
-        <w:ind w:firstLine="425"/>
-        <w:jc w:val="both"/>
-        <w:pBdr>
-          <w:left w:val="single" w:sz="12" w:space="8" w:color="1F4E79"/>
-        </w:pBdr>
-      </w:pPr>
-      <w:r>
-        <w:rPr>
-          <w:rFonts w:ascii="Times New Roman" w:hAnsi="Times New Roman" w:cs="Times New Roman" w:eastAsia="Times New Roman"/>
-          <w:b w:val="0"/>
-          <w:i w:val="0"/>
-          <w:color w:val="1F4E79"/>
-          <w:sz w:val="24"/>
-        </w:rPr>
-        <w:t>А он не сказал, с чем связано такое решение?</w:t>
-      </w:r>
-    </w:p>
-    <w:p>
-      <w:pPr>
-        <w:spacing w:before="200" w:after="40"/>
-        <w:ind w:firstLine="0"/>
-      </w:pPr>
-      <w:r>
-        <w:rPr>
-          <w:rFonts w:ascii="Times New Roman" w:hAnsi="Times New Roman" w:cs="Times New Roman" w:eastAsia="Times New Roman"/>
-          <w:b/>
-          <w:i w:val="0"/>
-          <w:color w:val="C00000"/>
-          <w:sz w:val="24"/>
-        </w:rPr>
-        <w:t>Kir</w:t>
-      </w:r>
-      <w:r>
-        <w:rPr>
-          <w:rFonts w:ascii="Times New Roman" w:hAnsi="Times New Roman" w:cs="Times New Roman" w:eastAsia="Times New Roman"/>
-          <w:b w:val="0"/>
-          <w:i/>
-          <w:color w:val="6B6B6B"/>
-          <w:sz w:val="18"/>
-        </w:rPr>
         <w:t xml:space="preserve">   ·   20:16</w:t>
       </w:r>
     </w:p>
@@ -1325,13 +1091,11 @@
       </w:pPr>
       <w:r>
         <w:rPr>
-          <w:rFonts w:ascii="Times New Roman" w:hAnsi="Times New Roman" w:cs="Times New Roman" w:eastAsia="Times New Roman"/>
-          <w:b w:val="0"/>
-          <w:i w:val="0"/>
+          <w:rFonts w:ascii="Times New Roman" w:hAnsi="Times New Roman" w:eastAsia="Times New Roman"/>
           <w:color w:val="1F4E79"/>
           <w:sz w:val="24"/>
         </w:rPr>
-        <w:t>А почему Сергей из чата вышел?</w:t>
+        <w:t>А почему Сергей из-за чата вышел?</w:t>
       </w:r>
     </w:p>
     <w:p>
@@ -1371,13 +1135,11 @@
       </w:pPr>
       <w:r>
         <w:rPr>
-          <w:rFonts w:ascii="Times New Roman" w:hAnsi="Times New Roman" w:cs="Times New Roman" w:eastAsia="Times New Roman"/>
-          <w:b w:val="0"/>
-          <w:i w:val="0"/>
+          <w:rFonts w:ascii="Times New Roman" w:hAnsi="Times New Roman" w:eastAsia="Times New Roman"/>
           <w:color w:val="C00000"/>
           <w:sz w:val="24"/>
         </w:rPr>
-        <w:t>Наверное, потому что там Андрей.</w:t>
+        <w:t>Наверное, потому, что там Андрей.</w:t>
       </w:r>
     </w:p>
     <w:p>
@@ -1653,7 +1415,7 @@
           <w:color w:val="C00000"/>
           <w:sz w:val="24"/>
         </w:rPr>
-        <w:t>По мне так раньше было интересно там всегда.</w:t>
+        <w:t>Или это я сломался.</w:t>
       </w:r>
     </w:p>
     <w:p>
@@ -1699,7 +1461,7 @@
           <w:color w:val="C00000"/>
           <w:sz w:val="24"/>
         </w:rPr>
-        <w:t>Как домой ходил.</w:t>
+        <w:t>А потом последние полгода или больше.</w:t>
       </w:r>
     </w:p>
     <w:p>
@@ -1745,7 +1507,7 @@
           <w:color w:val="C00000"/>
           <w:sz w:val="24"/>
         </w:rPr>
-        <w:t>А потом стало как-то совсем душно.</w:t>
+        <w:t>Надо было табуировать политику.</w:t>
       </w:r>
     </w:p>
     <w:p>
@@ -1791,7 +1553,7 @@
           <w:color w:val="C00000"/>
           <w:sz w:val="24"/>
         </w:rPr>
-        <w:t>Или это я сломался.</w:t>
+        <w:t>Да пофигу.</w:t>
       </w:r>
     </w:p>
     <w:p>
@@ -1837,7 +1599,7 @@
           <w:color w:val="C00000"/>
           <w:sz w:val="24"/>
         </w:rPr>
-        <w:t>Раньше как будто творчество было.</w:t>
+        <w:t>Я не люблю кому-то чего-то запрещать.</w:t>
       </w:r>
     </w:p>
     <w:p>
@@ -1883,236 +1645,6 @@
           <w:color w:val="C00000"/>
           <w:sz w:val="24"/>
         </w:rPr>
-        <w:t>А потом последние полгода или больше.</w:t>
-      </w:r>
-    </w:p>
-    <w:p>
-      <w:pPr>
-        <w:spacing w:before="200" w:after="40"/>
-        <w:ind w:firstLine="0"/>
-      </w:pPr>
-      <w:r>
-        <w:rPr>
-          <w:rFonts w:ascii="Times New Roman" w:hAnsi="Times New Roman" w:cs="Times New Roman" w:eastAsia="Times New Roman"/>
-          <w:b/>
-          <w:i w:val="0"/>
-          <w:color w:val="C00000"/>
-          <w:sz w:val="24"/>
-        </w:rPr>
-        <w:t>Kir</w:t>
-      </w:r>
-      <w:r>
-        <w:rPr>
-          <w:rFonts w:ascii="Times New Roman" w:hAnsi="Times New Roman" w:cs="Times New Roman" w:eastAsia="Times New Roman"/>
-          <w:b w:val="0"/>
-          <w:i/>
-          <w:color w:val="6B6B6B"/>
-          <w:sz w:val="18"/>
-        </w:rPr>
-        <w:t xml:space="preserve">   ·   23:29</w:t>
-      </w:r>
-    </w:p>
-    <w:p>
-      <w:pPr>
-        <w:spacing w:after="160" w:line="276" w:lineRule="auto"/>
-        <w:ind w:firstLine="425"/>
-        <w:jc w:val="both"/>
-        <w:pBdr>
-          <w:left w:val="single" w:sz="12" w:space="8" w:color="C00000"/>
-        </w:pBdr>
-      </w:pPr>
-      <w:r>
-        <w:rPr>
-          <w:rFonts w:ascii="Times New Roman" w:hAnsi="Times New Roman" w:cs="Times New Roman" w:eastAsia="Times New Roman"/>
-          <w:b w:val="0"/>
-          <w:i w:val="0"/>
-          <w:color w:val="C00000"/>
-          <w:sz w:val="24"/>
-        </w:rPr>
-        <w:t>Как будто бы вообще ничего уже там нет интересного.</w:t>
-      </w:r>
-    </w:p>
-    <w:p>
-      <w:pPr>
-        <w:spacing w:before="200" w:after="40"/>
-        <w:ind w:firstLine="0"/>
-      </w:pPr>
-      <w:r>
-        <w:rPr>
-          <w:rFonts w:ascii="Times New Roman" w:hAnsi="Times New Roman" w:cs="Times New Roman" w:eastAsia="Times New Roman"/>
-          <w:b/>
-          <w:i w:val="0"/>
-          <w:color w:val="C00000"/>
-          <w:sz w:val="24"/>
-        </w:rPr>
-        <w:t>Kir</w:t>
-      </w:r>
-      <w:r>
-        <w:rPr>
-          <w:rFonts w:ascii="Times New Roman" w:hAnsi="Times New Roman" w:cs="Times New Roman" w:eastAsia="Times New Roman"/>
-          <w:b w:val="0"/>
-          <w:i/>
-          <w:color w:val="6B6B6B"/>
-          <w:sz w:val="18"/>
-        </w:rPr>
-        <w:t xml:space="preserve">   ·   23:29</w:t>
-      </w:r>
-    </w:p>
-    <w:p>
-      <w:pPr>
-        <w:spacing w:after="160" w:line="276" w:lineRule="auto"/>
-        <w:ind w:firstLine="425"/>
-        <w:jc w:val="both"/>
-        <w:pBdr>
-          <w:left w:val="single" w:sz="12" w:space="8" w:color="C00000"/>
-        </w:pBdr>
-      </w:pPr>
-      <w:r>
-        <w:rPr>
-          <w:rFonts w:ascii="Times New Roman" w:hAnsi="Times New Roman" w:cs="Times New Roman" w:eastAsia="Times New Roman"/>
-          <w:b w:val="0"/>
-          <w:i w:val="0"/>
-          <w:color w:val="C00000"/>
-          <w:sz w:val="24"/>
-        </w:rPr>
-        <w:t>Надо было табуировать политику.</w:t>
-      </w:r>
-    </w:p>
-    <w:p>
-      <w:pPr>
-        <w:spacing w:before="200" w:after="40"/>
-        <w:ind w:firstLine="0"/>
-      </w:pPr>
-      <w:r>
-        <w:rPr>
-          <w:rFonts w:ascii="Times New Roman" w:hAnsi="Times New Roman" w:cs="Times New Roman" w:eastAsia="Times New Roman"/>
-          <w:b/>
-          <w:i w:val="0"/>
-          <w:color w:val="C00000"/>
-          <w:sz w:val="24"/>
-        </w:rPr>
-        <w:t>Kir</w:t>
-      </w:r>
-      <w:r>
-        <w:rPr>
-          <w:rFonts w:ascii="Times New Roman" w:hAnsi="Times New Roman" w:cs="Times New Roman" w:eastAsia="Times New Roman"/>
-          <w:b w:val="0"/>
-          <w:i/>
-          <w:color w:val="6B6B6B"/>
-          <w:sz w:val="18"/>
-        </w:rPr>
-        <w:t xml:space="preserve">   ·   23:29</w:t>
-      </w:r>
-    </w:p>
-    <w:p>
-      <w:pPr>
-        <w:spacing w:after="160" w:line="276" w:lineRule="auto"/>
-        <w:ind w:firstLine="425"/>
-        <w:jc w:val="both"/>
-        <w:pBdr>
-          <w:left w:val="single" w:sz="12" w:space="8" w:color="C00000"/>
-        </w:pBdr>
-      </w:pPr>
-      <w:r>
-        <w:rPr>
-          <w:rFonts w:ascii="Times New Roman" w:hAnsi="Times New Roman" w:cs="Times New Roman" w:eastAsia="Times New Roman"/>
-          <w:b w:val="0"/>
-          <w:i w:val="0"/>
-          <w:color w:val="C00000"/>
-          <w:sz w:val="24"/>
-        </w:rPr>
-        <w:t>Да пофигу.</w:t>
-      </w:r>
-    </w:p>
-    <w:p>
-      <w:pPr>
-        <w:spacing w:before="200" w:after="40"/>
-        <w:ind w:firstLine="0"/>
-      </w:pPr>
-      <w:r>
-        <w:rPr>
-          <w:rFonts w:ascii="Times New Roman" w:hAnsi="Times New Roman" w:cs="Times New Roman" w:eastAsia="Times New Roman"/>
-          <w:b/>
-          <w:i w:val="0"/>
-          <w:color w:val="C00000"/>
-          <w:sz w:val="24"/>
-        </w:rPr>
-        <w:t>Kir</w:t>
-      </w:r>
-      <w:r>
-        <w:rPr>
-          <w:rFonts w:ascii="Times New Roman" w:hAnsi="Times New Roman" w:cs="Times New Roman" w:eastAsia="Times New Roman"/>
-          <w:b w:val="0"/>
-          <w:i/>
-          <w:color w:val="6B6B6B"/>
-          <w:sz w:val="18"/>
-        </w:rPr>
-        <w:t xml:space="preserve">   ·   23:29</w:t>
-      </w:r>
-    </w:p>
-    <w:p>
-      <w:pPr>
-        <w:spacing w:after="160" w:line="276" w:lineRule="auto"/>
-        <w:ind w:firstLine="425"/>
-        <w:jc w:val="both"/>
-        <w:pBdr>
-          <w:left w:val="single" w:sz="12" w:space="8" w:color="C00000"/>
-        </w:pBdr>
-      </w:pPr>
-      <w:r>
-        <w:rPr>
-          <w:rFonts w:ascii="Times New Roman" w:hAnsi="Times New Roman" w:cs="Times New Roman" w:eastAsia="Times New Roman"/>
-          <w:b w:val="0"/>
-          <w:i w:val="0"/>
-          <w:color w:val="C00000"/>
-          <w:sz w:val="24"/>
-        </w:rPr>
-        <w:t>Я не люблю кому-то чего-то запрещать.</w:t>
-      </w:r>
-    </w:p>
-    <w:p>
-      <w:pPr>
-        <w:spacing w:before="200" w:after="40"/>
-        <w:ind w:firstLine="0"/>
-      </w:pPr>
-      <w:r>
-        <w:rPr>
-          <w:rFonts w:ascii="Times New Roman" w:hAnsi="Times New Roman" w:cs="Times New Roman" w:eastAsia="Times New Roman"/>
-          <w:b/>
-          <w:i w:val="0"/>
-          <w:color w:val="C00000"/>
-          <w:sz w:val="24"/>
-        </w:rPr>
-        <w:t>Kir</w:t>
-      </w:r>
-      <w:r>
-        <w:rPr>
-          <w:rFonts w:ascii="Times New Roman" w:hAnsi="Times New Roman" w:cs="Times New Roman" w:eastAsia="Times New Roman"/>
-          <w:b w:val="0"/>
-          <w:i/>
-          <w:color w:val="6B6B6B"/>
-          <w:sz w:val="18"/>
-        </w:rPr>
-        <w:t xml:space="preserve">   ·   23:29</w:t>
-      </w:r>
-    </w:p>
-    <w:p>
-      <w:pPr>
-        <w:spacing w:after="160" w:line="276" w:lineRule="auto"/>
-        <w:ind w:firstLine="425"/>
-        <w:jc w:val="both"/>
-        <w:pBdr>
-          <w:left w:val="single" w:sz="12" w:space="8" w:color="C00000"/>
-        </w:pBdr>
-      </w:pPr>
-      <w:r>
-        <w:rPr>
-          <w:rFonts w:ascii="Times New Roman" w:hAnsi="Times New Roman" w:cs="Times New Roman" w:eastAsia="Times New Roman"/>
-          <w:b w:val="0"/>
-          <w:i w:val="0"/>
-          <w:color w:val="C00000"/>
-          <w:sz w:val="24"/>
-        </w:rPr>
         <w:t>Админить.</w:t>
       </w:r>
     </w:p>
@@ -2205,98 +1737,6 @@
           <w:color w:val="C00000"/>
           <w:sz w:val="24"/>
         </w:rPr>
-        <w:t>Каждый сам знает, чего делать и как.</w:t>
-      </w:r>
-    </w:p>
-    <w:p>
-      <w:pPr>
-        <w:spacing w:before="200" w:after="40"/>
-        <w:ind w:firstLine="0"/>
-      </w:pPr>
-      <w:r>
-        <w:rPr>
-          <w:rFonts w:ascii="Times New Roman" w:hAnsi="Times New Roman" w:cs="Times New Roman" w:eastAsia="Times New Roman"/>
-          <w:b/>
-          <w:i w:val="0"/>
-          <w:color w:val="C00000"/>
-          <w:sz w:val="24"/>
-        </w:rPr>
-        <w:t>Kir</w:t>
-      </w:r>
-      <w:r>
-        <w:rPr>
-          <w:rFonts w:ascii="Times New Roman" w:hAnsi="Times New Roman" w:cs="Times New Roman" w:eastAsia="Times New Roman"/>
-          <w:b w:val="0"/>
-          <w:i/>
-          <w:color w:val="6B6B6B"/>
-          <w:sz w:val="18"/>
-        </w:rPr>
-        <w:t xml:space="preserve">   ·   23:30</w:t>
-      </w:r>
-    </w:p>
-    <w:p>
-      <w:pPr>
-        <w:spacing w:after="160" w:line="276" w:lineRule="auto"/>
-        <w:ind w:firstLine="425"/>
-        <w:jc w:val="both"/>
-        <w:pBdr>
-          <w:left w:val="single" w:sz="12" w:space="8" w:color="C00000"/>
-        </w:pBdr>
-      </w:pPr>
-      <w:r>
-        <w:rPr>
-          <w:rFonts w:ascii="Times New Roman" w:hAnsi="Times New Roman" w:cs="Times New Roman" w:eastAsia="Times New Roman"/>
-          <w:b w:val="0"/>
-          <w:i w:val="0"/>
-          <w:color w:val="C00000"/>
-          <w:sz w:val="24"/>
-        </w:rPr>
-        <w:t>Я в данном случае чувствую, что оно мне уже не интересно.</w:t>
-      </w:r>
-    </w:p>
-    <w:p>
-      <w:pPr>
-        <w:spacing w:before="200" w:after="40"/>
-        <w:ind w:firstLine="0"/>
-      </w:pPr>
-      <w:r>
-        <w:rPr>
-          <w:rFonts w:ascii="Times New Roman" w:hAnsi="Times New Roman" w:cs="Times New Roman" w:eastAsia="Times New Roman"/>
-          <w:b/>
-          <w:i w:val="0"/>
-          <w:color w:val="C00000"/>
-          <w:sz w:val="24"/>
-        </w:rPr>
-        <w:t>Kir</w:t>
-      </w:r>
-      <w:r>
-        <w:rPr>
-          <w:rFonts w:ascii="Times New Roman" w:hAnsi="Times New Roman" w:cs="Times New Roman" w:eastAsia="Times New Roman"/>
-          <w:b w:val="0"/>
-          <w:i/>
-          <w:color w:val="6B6B6B"/>
-          <w:sz w:val="18"/>
-        </w:rPr>
-        <w:t xml:space="preserve">   ·   23:30</w:t>
-      </w:r>
-    </w:p>
-    <w:p>
-      <w:pPr>
-        <w:spacing w:after="160" w:line="276" w:lineRule="auto"/>
-        <w:ind w:firstLine="425"/>
-        <w:jc w:val="both"/>
-        <w:pBdr>
-          <w:left w:val="single" w:sz="12" w:space="8" w:color="C00000"/>
-        </w:pBdr>
-      </w:pPr>
-      <w:r>
-        <w:rPr>
-          <w:rFonts w:ascii="Times New Roman" w:hAnsi="Times New Roman" w:cs="Times New Roman" w:eastAsia="Times New Roman"/>
-          <w:b w:val="0"/>
-          <w:i w:val="0"/>
-          <w:color w:val="C00000"/>
-          <w:sz w:val="24"/>
-        </w:rPr>
         <w:t>Раньше было круто.</w:t>
       </w:r>
     </w:p>
@@ -2514,52 +1954,6 @@
           <w:rFonts w:ascii="Times New Roman" w:hAnsi="Times New Roman" w:cs="Times New Roman" w:eastAsia="Times New Roman"/>
           <w:b/>
           <w:i w:val="0"/>
-          <w:color w:val="C00000"/>
-          <w:sz w:val="24"/>
-        </w:rPr>
-        <w:t>Kir</w:t>
-      </w:r>
-      <w:r>
-        <w:rPr>
-          <w:rFonts w:ascii="Times New Roman" w:hAnsi="Times New Roman" w:cs="Times New Roman" w:eastAsia="Times New Roman"/>
-          <w:b w:val="0"/>
-          <w:i/>
-          <w:color w:val="6B6B6B"/>
-          <w:sz w:val="18"/>
-        </w:rPr>
-        <w:t xml:space="preserve">   ·   17:50</w:t>
-      </w:r>
-    </w:p>
-    <w:p>
-      <w:pPr>
-        <w:spacing w:after="160" w:line="276" w:lineRule="auto"/>
-        <w:ind w:firstLine="425"/>
-        <w:jc w:val="both"/>
-        <w:pBdr>
-          <w:left w:val="single" w:sz="12" w:space="8" w:color="C00000"/>
-        </w:pBdr>
-      </w:pPr>
-      <w:r>
-        <w:rPr>
-          <w:rFonts w:ascii="Times New Roman" w:hAnsi="Times New Roman" w:cs="Times New Roman" w:eastAsia="Times New Roman"/>
-          <w:b w:val="0"/>
-          <w:i w:val="0"/>
-          <w:color w:val="C00000"/>
-          <w:sz w:val="24"/>
-        </w:rPr>
-        <w:t>Привет, уже и пятница наступила.</w:t>
-      </w:r>
-    </w:p>
-    <w:p>
-      <w:pPr>
-        <w:spacing w:before="200" w:after="40"/>
-        <w:ind w:firstLine="0"/>
-      </w:pPr>
-      <w:r>
-        <w:rPr>
-          <w:rFonts w:ascii="Times New Roman" w:hAnsi="Times New Roman" w:cs="Times New Roman" w:eastAsia="Times New Roman"/>
-          <w:b/>
-          <w:i w:val="0"/>
           <w:color w:val="1F4E79"/>
           <w:sz w:val="24"/>
         </w:rPr>
@@ -3067,13 +2461,11 @@
       </w:pPr>
       <w:r>
         <w:rPr>
-          <w:rFonts w:ascii="Times New Roman" w:hAnsi="Times New Roman" w:cs="Times New Roman" w:eastAsia="Times New Roman"/>
-          <w:b w:val="0"/>
-          <w:i w:val="0"/>
+          <w:rFonts w:ascii="Times New Roman" w:hAnsi="Times New Roman" w:eastAsia="Times New Roman"/>
           <w:color w:val="1F4E79"/>
           <w:sz w:val="24"/>
         </w:rPr>
-        <w:t>Так, откуда ты знаешь про этот сериал? Я вспомнила: я тебе скидывала ту запись первой серии этого сериала, я тебе скидывала на обработку. А вот откуда нейронка о нём знает, я не могу сказать.</w:t>
+        <w:t>Так, откуда ты знаешь про этот сериал? Я вспомнила: я тебе скидывала ту запись первой серии этого сериала, я тебе скидывала на обработку. А. Вот откуда нейронка о нём знает, я не могу сказать.</w:t>
       </w:r>
     </w:p>
     <w:p>
@@ -3185,7 +2577,7 @@
           <w:color w:val="C00000"/>
           <w:sz w:val="24"/>
         </w:rPr>
-        <w:t>Для меня как увидеть Чайковского или Баха.</w:t>
+        <w:t>Наигениальнейший композитор за последние 50–70 лет.</w:t>
       </w:r>
     </w:p>
     <w:p>
@@ -3231,52 +2623,6 @@
           <w:color w:val="C00000"/>
           <w:sz w:val="24"/>
         </w:rPr>
-        <w:t>Наигениальнейший композитор за последние 50–70 лет.</w:t>
-      </w:r>
-    </w:p>
-    <w:p>
-      <w:pPr>
-        <w:spacing w:before="200" w:after="40"/>
-        <w:ind w:firstLine="0"/>
-      </w:pPr>
-      <w:r>
-        <w:rPr>
-          <w:rFonts w:ascii="Times New Roman" w:hAnsi="Times New Roman" w:cs="Times New Roman" w:eastAsia="Times New Roman"/>
-          <w:b/>
-          <w:i w:val="0"/>
-          <w:color w:val="C00000"/>
-          <w:sz w:val="24"/>
-        </w:rPr>
-        <w:t>Kir</w:t>
-      </w:r>
-      <w:r>
-        <w:rPr>
-          <w:rFonts w:ascii="Times New Roman" w:hAnsi="Times New Roman" w:cs="Times New Roman" w:eastAsia="Times New Roman"/>
-          <w:b w:val="0"/>
-          <w:i/>
-          <w:color w:val="6B6B6B"/>
-          <w:sz w:val="18"/>
-        </w:rPr>
-        <w:t xml:space="preserve">   ·   20:02</w:t>
-      </w:r>
-    </w:p>
-    <w:p>
-      <w:pPr>
-        <w:spacing w:after="160" w:line="276" w:lineRule="auto"/>
-        <w:ind w:firstLine="425"/>
-        <w:jc w:val="both"/>
-        <w:pBdr>
-          <w:left w:val="single" w:sz="12" w:space="8" w:color="C00000"/>
-        </w:pBdr>
-      </w:pPr>
-      <w:r>
-        <w:rPr>
-          <w:rFonts w:ascii="Times New Roman" w:hAnsi="Times New Roman" w:cs="Times New Roman" w:eastAsia="Times New Roman"/>
-          <w:b w:val="0"/>
-          <w:i w:val="0"/>
-          <w:color w:val="C00000"/>
-          <w:sz w:val="24"/>
-        </w:rPr>
         <w:t>Пятикратный лауреат и 54-кратный номинант премии «Оскар» и 25 премий «Грэмми».</w:t>
       </w:r>
     </w:p>
@@ -3633,13 +2979,11 @@
       </w:pPr>
       <w:r>
         <w:rPr>
-          <w:rFonts w:ascii="Times New Roman" w:hAnsi="Times New Roman" w:cs="Times New Roman" w:eastAsia="Times New Roman"/>
-          <w:b w:val="0"/>
-          <w:i w:val="0"/>
+          <w:rFonts w:ascii="Times New Roman" w:hAnsi="Times New Roman" w:eastAsia="Times New Roman"/>
           <w:color w:val="C00000"/>
           <w:sz w:val="24"/>
         </w:rPr>
-        <w:t>Шея у тебя не болит? Или что-то с шеей, ничего там нет? Потому что видео просто, или поза такая, может, тебе удобно так было — ну как получается, голову вперёд немножко.</w:t>
+        <w:t>Шея у тебя не болит? Или что-то с шеей, ничего там нет? Потому, что видео просто, или поза такая, может, тебе удобно так было — ну как получается, голову вперёд немножко.</w:t>
       </w:r>
     </w:p>
     <w:p>
@@ -3782,98 +3126,6 @@
     </w:p>
     <w:p>
       <w:pPr>
-        <w:spacing w:before="200" w:after="40"/>
-        <w:ind w:firstLine="0"/>
-      </w:pPr>
-      <w:r>
-        <w:rPr>
-          <w:rFonts w:ascii="Times New Roman" w:hAnsi="Times New Roman" w:cs="Times New Roman" w:eastAsia="Times New Roman"/>
-          <w:b/>
-          <w:i w:val="0"/>
-          <w:color w:val="C00000"/>
-          <w:sz w:val="24"/>
-        </w:rPr>
-        <w:t>Kir</w:t>
-      </w:r>
-      <w:r>
-        <w:rPr>
-          <w:rFonts w:ascii="Times New Roman" w:hAnsi="Times New Roman" w:cs="Times New Roman" w:eastAsia="Times New Roman"/>
-          <w:b w:val="0"/>
-          <w:i/>
-          <w:color w:val="6B6B6B"/>
-          <w:sz w:val="18"/>
-        </w:rPr>
-        <w:t xml:space="preserve">   ·   22:22</w:t>
-      </w:r>
-    </w:p>
-    <w:p>
-      <w:pPr>
-        <w:spacing w:after="160" w:line="276" w:lineRule="auto"/>
-        <w:ind w:firstLine="425"/>
-        <w:jc w:val="both"/>
-        <w:pBdr>
-          <w:left w:val="single" w:sz="12" w:space="8" w:color="C00000"/>
-        </w:pBdr>
-      </w:pPr>
-      <w:r>
-        <w:rPr>
-          <w:rFonts w:ascii="Times New Roman" w:hAnsi="Times New Roman" w:cs="Times New Roman" w:eastAsia="Times New Roman"/>
-          <w:b w:val="0"/>
-          <w:i w:val="0"/>
-          <w:color w:val="C00000"/>
-          <w:sz w:val="24"/>
-        </w:rPr>
-        <w:t>Одним пальцем? А несколькими можно это делать?</w:t>
-      </w:r>
-    </w:p>
-    <w:p>
-      <w:pPr>
-        <w:spacing w:before="200" w:after="40"/>
-        <w:ind w:firstLine="0"/>
-      </w:pPr>
-      <w:r>
-        <w:rPr>
-          <w:rFonts w:ascii="Times New Roman" w:hAnsi="Times New Roman" w:cs="Times New Roman" w:eastAsia="Times New Roman"/>
-          <w:b/>
-          <w:i w:val="0"/>
-          <w:color w:val="1F4E79"/>
-          <w:sz w:val="24"/>
-        </w:rPr>
-        <w:t>Анфи</w:t>
-      </w:r>
-      <w:r>
-        <w:rPr>
-          <w:rFonts w:ascii="Times New Roman" w:hAnsi="Times New Roman" w:cs="Times New Roman" w:eastAsia="Times New Roman"/>
-          <w:b w:val="0"/>
-          <w:i/>
-          <w:color w:val="6B6B6B"/>
-          <w:sz w:val="18"/>
-        </w:rPr>
-        <w:t xml:space="preserve">   ·   22:28</w:t>
-      </w:r>
-    </w:p>
-    <w:p>
-      <w:pPr>
-        <w:spacing w:after="160" w:line="276" w:lineRule="auto"/>
-        <w:ind w:firstLine="425"/>
-        <w:jc w:val="both"/>
-        <w:pBdr>
-          <w:left w:val="single" w:sz="12" w:space="8" w:color="1F4E79"/>
-        </w:pBdr>
-      </w:pPr>
-      <w:r>
-        <w:rPr>
-          <w:rFonts w:ascii="Times New Roman" w:hAnsi="Times New Roman" w:cs="Times New Roman" w:eastAsia="Times New Roman"/>
-          <w:b w:val="0"/>
-          <w:i w:val="0"/>
-          <w:color w:val="1F4E79"/>
-          <w:sz w:val="24"/>
-        </w:rPr>
-        <w:t>Хз, как правильно объяснить.</w:t>
-      </w:r>
-    </w:p>
-    <w:p>
-      <w:pPr>
         <w:spacing w:before="360" w:after="160"/>
         <w:ind w:firstLine="0"/>
         <w:jc w:val="left"/>
@@ -4179,118 +3431,6 @@
           <w:color w:val="2E5A3C"/>
           <w:sz w:val="26"/>
         </w:rPr>
-        <w:t>23 марта 2025</w:t>
-      </w:r>
-    </w:p>
-    <w:p>
-      <w:pPr>
-        <w:spacing w:before="200" w:after="40"/>
-        <w:ind w:firstLine="0"/>
-      </w:pPr>
-      <w:r>
-        <w:rPr>
-          <w:rFonts w:ascii="Times New Roman" w:hAnsi="Times New Roman" w:cs="Times New Roman" w:eastAsia="Times New Roman"/>
-          <w:b/>
-          <w:i w:val="0"/>
-          <w:color w:val="C00000"/>
-          <w:sz w:val="24"/>
-        </w:rPr>
-        <w:t>Kir</w:t>
-      </w:r>
-      <w:r>
-        <w:rPr>
-          <w:rFonts w:ascii="Times New Roman" w:hAnsi="Times New Roman" w:cs="Times New Roman" w:eastAsia="Times New Roman"/>
-          <w:b w:val="0"/>
-          <w:i/>
-          <w:color w:val="6B6B6B"/>
-          <w:sz w:val="18"/>
-        </w:rPr>
-        <w:t xml:space="preserve">   ·   15:26</w:t>
-      </w:r>
-    </w:p>
-    <w:p>
-      <w:pPr>
-        <w:spacing w:after="160" w:line="276" w:lineRule="auto"/>
-        <w:ind w:firstLine="425"/>
-        <w:jc w:val="both"/>
-        <w:pBdr>
-          <w:left w:val="single" w:sz="12" w:space="8" w:color="C00000"/>
-        </w:pBdr>
-      </w:pPr>
-      <w:r>
-        <w:rPr>
-          <w:rFonts w:ascii="Times New Roman" w:hAnsi="Times New Roman" w:cs="Times New Roman" w:eastAsia="Times New Roman"/>
-          <w:b w:val="0"/>
-          <w:i w:val="0"/>
-          <w:color w:val="C00000"/>
-          <w:sz w:val="24"/>
-        </w:rPr>
-        <w:t>Доброе воскресенье вам. Что вообще интересно? Ты выпала вообще, как-то пропала, короче.</w:t>
-      </w:r>
-    </w:p>
-    <w:p>
-      <w:pPr>
-        <w:spacing w:before="200" w:after="40"/>
-        <w:ind w:firstLine="0"/>
-      </w:pPr>
-      <w:r>
-        <w:rPr>
-          <w:rFonts w:ascii="Times New Roman" w:hAnsi="Times New Roman" w:cs="Times New Roman" w:eastAsia="Times New Roman"/>
-          <w:b/>
-          <w:i w:val="0"/>
-          <w:color w:val="1F4E79"/>
-          <w:sz w:val="24"/>
-        </w:rPr>
-        <w:t>Анфи</w:t>
-      </w:r>
-      <w:r>
-        <w:rPr>
-          <w:rFonts w:ascii="Times New Roman" w:hAnsi="Times New Roman" w:cs="Times New Roman" w:eastAsia="Times New Roman"/>
-          <w:b w:val="0"/>
-          <w:i/>
-          <w:color w:val="6B6B6B"/>
-          <w:sz w:val="18"/>
-        </w:rPr>
-        <w:t xml:space="preserve">   ·   17:31</w:t>
-      </w:r>
-    </w:p>
-    <w:p>
-      <w:pPr>
-        <w:spacing w:after="160" w:line="276" w:lineRule="auto"/>
-        <w:ind w:firstLine="425"/>
-        <w:jc w:val="both"/>
-        <w:pBdr>
-          <w:left w:val="single" w:sz="12" w:space="8" w:color="1F4E79"/>
-        </w:pBdr>
-      </w:pPr>
-      <w:r>
-        <w:rPr>
-          <w:rFonts w:ascii="Times New Roman" w:hAnsi="Times New Roman" w:cs="Times New Roman" w:eastAsia="Times New Roman"/>
-          <w:b w:val="0"/>
-          <w:i w:val="0"/>
-          <w:color w:val="1F4E79"/>
-          <w:sz w:val="24"/>
-        </w:rPr>
-        <w:t>Так, привет. А что интересного у меня — даже не знаю. А насчёт того, что я пропала: ну, я говорила, что собираюсь пропадать из интернета. В школе каникулы начались. Что ещё сказать?</w:t>
-      </w:r>
-    </w:p>
-    <w:p>
-      <w:pPr>
-        <w:spacing w:before="360" w:after="160"/>
-        <w:ind w:firstLine="0"/>
-        <w:jc w:val="left"/>
-        <w:pBdr>
-          <w:bottom w:val="single" w:sz="8" w:space="6" w:color="2E5A3C"/>
-        </w:pBdr>
-      </w:pPr>
-      <w:r>
-        <w:rPr>
-          <w:rFonts w:ascii="Times New Roman" w:hAnsi="Times New Roman" w:cs="Times New Roman" w:eastAsia="Times New Roman"/>
-          <w:b/>
-          <w:i w:val="0"/>
-          <w:color w:val="2E5A3C"/>
-          <w:sz w:val="26"/>
-        </w:rPr>
         <w:t>28 марта 2025</w:t>
       </w:r>
     </w:p>
@@ -4377,13 +3517,11 @@
       </w:pPr>
       <w:r>
         <w:rPr>
-          <w:rFonts w:ascii="Times New Roman" w:hAnsi="Times New Roman" w:cs="Times New Roman" w:eastAsia="Times New Roman"/>
-          <w:b w:val="0"/>
-          <w:i w:val="0"/>
+          <w:rFonts w:ascii="Times New Roman" w:hAnsi="Times New Roman" w:eastAsia="Times New Roman"/>
           <w:color w:val="1F4E79"/>
           <w:sz w:val="24"/>
         </w:rPr>
-        <w:t>Я вышла, потому что там, не знаю, там ничего интересного не происходит.</w:t>
+        <w:t>Я вышла, потому, что там, не знаю, там ничего интересного не происходит.</w:t>
       </w:r>
     </w:p>
     <w:p>
@@ -4726,98 +3864,6 @@
           <w:sz w:val="24"/>
         </w:rPr>
         <w:t>Интересная жизнь.</w:t>
-      </w:r>
-    </w:p>
-    <w:p>
-      <w:pPr>
-        <w:spacing w:before="200" w:after="40"/>
-        <w:ind w:firstLine="0"/>
-      </w:pPr>
-      <w:r>
-        <w:rPr>
-          <w:rFonts w:ascii="Times New Roman" w:hAnsi="Times New Roman" w:cs="Times New Roman" w:eastAsia="Times New Roman"/>
-          <w:b/>
-          <w:i w:val="0"/>
-          <w:color w:val="C00000"/>
-          <w:sz w:val="24"/>
-        </w:rPr>
-        <w:t>Kir</w:t>
-      </w:r>
-      <w:r>
-        <w:rPr>
-          <w:rFonts w:ascii="Times New Roman" w:hAnsi="Times New Roman" w:cs="Times New Roman" w:eastAsia="Times New Roman"/>
-          <w:b w:val="0"/>
-          <w:i/>
-          <w:color w:val="6B6B6B"/>
-          <w:sz w:val="18"/>
-        </w:rPr>
-        <w:t xml:space="preserve">   ·   21:08</w:t>
-      </w:r>
-    </w:p>
-    <w:p>
-      <w:pPr>
-        <w:spacing w:after="160" w:line="276" w:lineRule="auto"/>
-        <w:ind w:firstLine="425"/>
-        <w:jc w:val="both"/>
-        <w:pBdr>
-          <w:left w:val="single" w:sz="12" w:space="8" w:color="C00000"/>
-        </w:pBdr>
-      </w:pPr>
-      <w:r>
-        <w:rPr>
-          <w:rFonts w:ascii="Times New Roman" w:hAnsi="Times New Roman" w:cs="Times New Roman" w:eastAsia="Times New Roman"/>
-          <w:b w:val="0"/>
-          <w:i w:val="0"/>
-          <w:color w:val="C00000"/>
-          <w:sz w:val="24"/>
-        </w:rPr>
-        <w:t>Что нового?</w:t>
-      </w:r>
-    </w:p>
-    <w:p>
-      <w:pPr>
-        <w:spacing w:before="200" w:after="40"/>
-        <w:ind w:firstLine="0"/>
-      </w:pPr>
-      <w:r>
-        <w:rPr>
-          <w:rFonts w:ascii="Times New Roman" w:hAnsi="Times New Roman" w:cs="Times New Roman" w:eastAsia="Times New Roman"/>
-          <w:b/>
-          <w:i w:val="0"/>
-          <w:color w:val="1F4E79"/>
-          <w:sz w:val="24"/>
-        </w:rPr>
-        <w:t>Анфи</w:t>
-      </w:r>
-      <w:r>
-        <w:rPr>
-          <w:rFonts w:ascii="Times New Roman" w:hAnsi="Times New Roman" w:cs="Times New Roman" w:eastAsia="Times New Roman"/>
-          <w:b w:val="0"/>
-          <w:i/>
-          <w:color w:val="6B6B6B"/>
-          <w:sz w:val="18"/>
-        </w:rPr>
-        <w:t xml:space="preserve">   ·   21:16</w:t>
-      </w:r>
-    </w:p>
-    <w:p>
-      <w:pPr>
-        <w:spacing w:after="160" w:line="276" w:lineRule="auto"/>
-        <w:ind w:firstLine="425"/>
-        <w:jc w:val="both"/>
-        <w:pBdr>
-          <w:left w:val="single" w:sz="12" w:space="8" w:color="1F4E79"/>
-        </w:pBdr>
-      </w:pPr>
-      <w:r>
-        <w:rPr>
-          <w:rFonts w:ascii="Times New Roman" w:hAnsi="Times New Roman" w:cs="Times New Roman" w:eastAsia="Times New Roman"/>
-          <w:b w:val="0"/>
-          <w:i w:val="0"/>
-          <w:color w:val="1F4E79"/>
-          <w:sz w:val="24"/>
-        </w:rPr>
-        <w:t>Нового вроде ничего особенного такого не было. Каникулы вот заканчиваются, завтра уже воскресенье, в понедельник уже в школу. А у тебя?</w:t>
       </w:r>
     </w:p>
     <w:sectPr>
